--- a/word/02-UI-Design-Standard.docx
+++ b/word/02-UI-Design-Standard.docx
@@ -984,6 +984,31 @@
             </w:r>
             <w:r>
               <w:t>, expandable breakdown.</w:t>
+            </w:r>
+          </w:p>
+        </w:tc>
+      </w:tr>
+      <w:tr>
+        <w:tc>
+          <w:tcPr>
+            <w:tcW w:type="dxa" w:w="4824"/>
+          </w:tcPr>
+          <w:p>
+            <w:r>
+              <w:rPr>
+                <w:b/>
+              </w:rPr>
+              <w:t>Made-to-order policy microcopy</w:t>
+            </w:r>
+          </w:p>
+        </w:tc>
+        <w:tc>
+          <w:tcPr>
+            <w:tcW w:type="dxa" w:w="4824"/>
+          </w:tcPr>
+          <w:p>
+            <w:r>
+              <w:t>"Made to order · no returns or exchanges" shown near add-to-cart, in the cart, and at checkout — every product is custom-made.</w:t>
             </w:r>
           </w:p>
         </w:tc>

--- a/word/02-UI-Design-Standard.docx
+++ b/word/02-UI-Design-Standard.docx
@@ -1397,6 +1397,51 @@
       </w:r>
       <w:r>
         <w:t>.</w:t>
+      </w:r>
+    </w:p>
+    <w:p>
+      <w:pPr>
+        <w:pStyle w:val="IntenseQuote"/>
+        <w:ind w:left="432"/>
+      </w:pPr>
+      <w:r>
+        <w:rPr>
+          <w:b/>
+          <w:i/>
+        </w:rPr>
+        <w:t>Note:</w:t>
+      </w:r>
+      <w:r>
+        <w:rPr>
+          <w:i/>
+        </w:rPr>
+        <w:t xml:space="preserve"> configurable products </w:t>
+      </w:r>
+      <w:r>
+        <w:rPr>
+          <w:b/>
+          <w:i/>
+        </w:rPr>
+        <w:t>never</w:t>
+      </w:r>
+      <w:r>
+        <w:rPr>
+          <w:i/>
+        </w:rPr>
+        <w:t xml:space="preserve"> use Shopify's native variant picker (3-option / 2,048-variant limits). All options come from the </w:t>
+      </w:r>
+      <w:r>
+        <w:rPr>
+          <w:b/>
+          <w:i/>
+        </w:rPr>
+        <w:t>Variant &amp; Options Engine</w:t>
+      </w:r>
+      <w:r>
+        <w:rPr>
+          <w:i/>
+        </w:rPr>
+        <w:t xml:space="preserve"> (Master Plan §5.4); the configurator UI is mandatory for these products.</w:t>
       </w:r>
     </w:p>
     <w:p>

--- a/word/02-UI-Design-Standard.docx
+++ b/word/02-UI-Design-Standard.docx
@@ -29,7 +29,17 @@
         <w:t>Version:</w:t>
       </w:r>
       <w:r>
-        <w:t xml:space="preserve"> 0.1 (Draft)</w:t>
+        <w:t xml:space="preserve"> 0.2 (Draft — aligned to the suite's Indigo Atelier </w:t>
+      </w:r>
+      <w:r>
+        <w:rPr>
+          <w:rFonts w:ascii="Consolas" w:hAnsi="Consolas"/>
+          <w:sz w:val="19"/>
+        </w:rPr>
+        <w:t>--mj-*</w:t>
+      </w:r>
+      <w:r>
+        <w:t xml:space="preserve"> tokens)</w:t>
       </w:r>
     </w:p>
     <w:p>
@@ -176,6 +186,143 @@
       </w:r>
       <w:r>
         <w:t xml:space="preserve"> (plus any accents to borrow). Everything else here is the standard we build on once a direction is chosen.</w:t>
+      </w:r>
+    </w:p>
+    <w:p>
+      <w:pPr>
+        <w:pStyle w:val="IntenseQuote"/>
+        <w:ind w:left="432"/>
+      </w:pPr>
+      <w:r>
+        <w:rPr>
+          <w:b/>
+          <w:i/>
+        </w:rPr>
+        <w:t>Suite alignment (added after reviewing the sibling apps — [`05-Integration-Context.md`](05-Integration-Context.md)):</w:t>
+      </w:r>
+      <w:r>
+        <w:rPr>
+          <w:i/>
+        </w:rPr>
+        <w:t xml:space="preserve"> the store is part of a </w:t>
+      </w:r>
+      <w:r>
+        <w:rPr>
+          <w:b/>
+          <w:i/>
+        </w:rPr>
+        <w:t>family</w:t>
+      </w:r>
+      <w:r>
+        <w:rPr>
+          <w:i/>
+        </w:rPr>
+        <w:t xml:space="preserve"> — </w:t>
+      </w:r>
+      <w:r>
+        <w:rPr>
+          <w:b/>
+          <w:i/>
+        </w:rPr>
+        <w:t>MEJA‑CRM</w:t>
+      </w:r>
+      <w:r>
+        <w:rPr>
+          <w:i/>
+        </w:rPr>
+        <w:t xml:space="preserve"> already ships a locked design system, </w:t>
+      </w:r>
+      <w:r>
+        <w:rPr>
+          <w:b/>
+          <w:i/>
+        </w:rPr>
+        <w:t>"Indigo Atelier,"</w:t>
+      </w:r>
+      <w:r>
+        <w:rPr>
+          <w:i/>
+        </w:rPr>
+        <w:t xml:space="preserve"> built on </w:t>
+      </w:r>
+      <w:r>
+        <w:rPr>
+          <w:b/>
+          <w:i/>
+        </w:rPr>
+        <w:t>`--mj-*` design tokens</w:t>
+      </w:r>
+      <w:r>
+        <w:rPr>
+          <w:i/>
+        </w:rPr>
+        <w:t xml:space="preserve"> (Tailwind v4, token-only color rule), and </w:t>
+      </w:r>
+      <w:r>
+        <w:rPr>
+          <w:b/>
+          <w:i/>
+        </w:rPr>
+        <w:t>Atelier3D</w:t>
+      </w:r>
+      <w:r>
+        <w:rPr>
+          <w:i/>
+        </w:rPr>
+        <w:t xml:space="preserve"> uses a warm-neutral workspace with a single </w:t>
+      </w:r>
+      <w:r>
+        <w:rPr>
+          <w:b/>
+          <w:i/>
+        </w:rPr>
+        <w:t>teal</w:t>
+      </w:r>
+      <w:r>
+        <w:rPr>
+          <w:i/>
+        </w:rPr>
+        <w:t xml:space="preserve"> accent (dark "Studio" for color accuracy). For one-brand consistency, the store should </w:t>
+      </w:r>
+      <w:r>
+        <w:rPr>
+          <w:b/>
+          <w:i/>
+        </w:rPr>
+        <w:t>consume the same `--mj-*` token set</w:t>
+      </w:r>
+      <w:r>
+        <w:rPr>
+          <w:i/>
+        </w:rPr>
+        <w:t xml:space="preserve"> (Decision </w:t>
+      </w:r>
+      <w:r>
+        <w:rPr>
+          <w:b/>
+          <w:i/>
+        </w:rPr>
+        <w:t>D12</w:t>
+      </w:r>
+      <w:r>
+        <w:rPr>
+          <w:i/>
+        </w:rPr>
+        <w:t xml:space="preserve">). The token roles below map 1:1 onto </w:t>
+      </w:r>
+      <w:r>
+        <w:rPr>
+          <w:rFonts w:ascii="Consolas" w:hAnsi="Consolas"/>
+          <w:i/>
+          <w:sz w:val="19"/>
+        </w:rPr>
+        <w:t>--mj-*</w:t>
+      </w:r>
+      <w:r>
+        <w:rPr>
+          <w:i/>
+        </w:rPr>
+        <w:t>; the 10 iterations remain useful exploration, with the warm/atelier directions (#1/#2/#3) the closest fit to Indigo Atelier.</w:t>
       </w:r>
     </w:p>
     <w:p>
@@ -436,10 +583,80 @@
     </w:p>
     <w:p>
       <w:pPr>
+        <w:pStyle w:val="IntenseQuote"/>
+        <w:ind w:left="432"/>
+      </w:pPr>
+      <w:r>
+        <w:rPr>
+          <w:b/>
+          <w:i/>
+        </w:rPr>
+        <w:t>Map to the suite:</w:t>
+      </w:r>
+      <w:r>
+        <w:rPr>
+          <w:i/>
+        </w:rPr>
+        <w:t xml:space="preserve"> these </w:t>
+      </w:r>
+      <w:r>
+        <w:rPr>
+          <w:rFonts w:ascii="Consolas" w:hAnsi="Consolas"/>
+          <w:i/>
+          <w:sz w:val="19"/>
+        </w:rPr>
+        <w:t>--color-*</w:t>
+      </w:r>
+      <w:r>
+        <w:rPr>
+          <w:i/>
+        </w:rPr>
+        <w:t xml:space="preserve"> / </w:t>
+      </w:r>
+      <w:r>
+        <w:rPr>
+          <w:rFonts w:ascii="Consolas" w:hAnsi="Consolas"/>
+          <w:i/>
+          <w:sz w:val="19"/>
+        </w:rPr>
+        <w:t>--font-*</w:t>
+      </w:r>
+      <w:r>
+        <w:rPr>
+          <w:i/>
+        </w:rPr>
+        <w:t xml:space="preserve"> roles </w:t>
+      </w:r>
+      <w:r>
+        <w:rPr>
+          <w:b/>
+          <w:i/>
+        </w:rPr>
+        <w:t>alias the CRM's `--mj-*` tokens</w:t>
+      </w:r>
+      <w:r>
+        <w:rPr>
+          <w:i/>
+        </w:rPr>
+        <w:t xml:space="preserve"> (Indigo Atelier). In the OS 2.0 theme they compile from the same source so the store, CRM, and Atelier3D stay visually one product (D12).</w:t>
+      </w:r>
+    </w:p>
+    <w:p>
+      <w:pPr>
         <w:pStyle w:val="Heading3"/>
       </w:pPr>
       <w:r>
-        <w:t>2.1 Color (token roles — values set per iteration)</w:t>
+        <w:t xml:space="preserve">2.1 Color (token roles — values set per iteration; alias </w:t>
+      </w:r>
+      <w:r>
+        <w:rPr>
+          <w:rFonts w:ascii="Consolas" w:hAnsi="Consolas"/>
+          <w:sz w:val="19"/>
+        </w:rPr>
+        <w:t>--mj-*</w:t>
+      </w:r>
+      <w:r>
+        <w:t>)</w:t>
       </w:r>
     </w:p>
     <w:p>
@@ -1583,7 +1800,16 @@
         <w:t>Optimistic UI</w:t>
       </w:r>
       <w:r>
-        <w:t xml:space="preserve"> for option changes; reconcile price/validity from rules engine.</w:t>
+        <w:t xml:space="preserve"> for option changes; reconcile price/validity from the </w:t>
+      </w:r>
+      <w:r>
+        <w:rPr>
+          <w:b/>
+        </w:rPr>
+        <w:t>CRM pricing engine</w:t>
+      </w:r>
+      <w:r>
+        <w:t>.</w:t>
       </w:r>
     </w:p>
     <w:p>
@@ -4073,19 +4299,37 @@
         <w:rPr>
           <w:b/>
         </w:rPr>
-        <w:t>#3 Modern Luxe</w:t>
-      </w:r>
-      <w:r>
-        <w:t xml:space="preserve"> for brand warmth + premium feel, and </w:t>
+        <w:t>#2 Warm Workshop</w:t>
+      </w:r>
+      <w:r>
+        <w:t xml:space="preserve"> — they sit closest to the CRM's </w:t>
       </w:r>
       <w:r>
         <w:rPr>
           <w:b/>
         </w:rPr>
-        <w:t>borrow #6/#10 patterns</w:t>
-      </w:r>
-      <w:r>
-        <w:t xml:space="preserve"> for the configurator and 4K viewer. Final call is yours.</w:t>
+        <w:t>Indigo Atelier</w:t>
+      </w:r>
+      <w:r>
+        <w:t xml:space="preserve"> and Atelier3D's warm-neutral + teal, keeping the suite one brand (#3 Modern Luxe is the premium-dark alternative). </w:t>
+      </w:r>
+      <w:r>
+        <w:rPr>
+          <w:b/>
+        </w:rPr>
+        <w:t>Borrow #6/#10 patterns</w:t>
+      </w:r>
+      <w:r>
+        <w:t xml:space="preserve"> for the configurator and 4K viewer. Whichever wins, its tokens </w:t>
+      </w:r>
+      <w:r>
+        <w:rPr>
+          <w:b/>
+        </w:rPr>
+        <w:t>alias the `--mj-*` set</w:t>
+      </w:r>
+      <w:r>
+        <w:t xml:space="preserve"> (D12). Final call is yours.</w:t>
       </w:r>
     </w:p>
     <w:p>
@@ -4122,7 +4366,16 @@
         <w:t>values</w:t>
       </w:r>
       <w:r>
-        <w:t xml:space="preserve"> for that direction (color/type/texture).</w:t>
+        <w:t xml:space="preserve"> for that direction (color/type/texture) </w:t>
+      </w:r>
+      <w:r>
+        <w:rPr>
+          <w:b/>
+        </w:rPr>
+        <w:t>as overrides/aliases of the CRM `--mj-*` tokens</w:t>
+      </w:r>
+      <w:r>
+        <w:t xml:space="preserve"> so the suite stays consistent (D12).</w:t>
       </w:r>
     </w:p>
     <w:p>

--- a/word/02-UI-Design-Standard.docx
+++ b/word/02-UI-Design-Standard.docx
@@ -323,6 +323,106 @@
           <w:i/>
         </w:rPr>
         <w:t>; the 10 iterations remain useful exploration, with the warm/atelier directions (#1/#2/#3) the closest fit to Indigo Atelier.</w:t>
+      </w:r>
+    </w:p>
+    <w:p>
+      <w:pPr>
+        <w:pBdr>
+          <w:bottom w:val="single" w:sz="6" w:space="1" w:color="BBBBBB"/>
+        </w:pBdr>
+      </w:pPr>
+    </w:p>
+    <w:p>
+      <w:pPr>
+        <w:pStyle w:val="Heading3"/>
+      </w:pPr>
+      <w:r>
+        <w:t>0.1 Mockup-first rule (MANDATORY)</w:t>
+      </w:r>
+    </w:p>
+    <w:p>
+      <w:pPr>
+        <w:pStyle w:val="IntenseQuote"/>
+        <w:ind w:left="432"/>
+      </w:pPr>
+      <w:r>
+        <w:rPr>
+          <w:b/>
+          <w:i/>
+        </w:rPr>
+        <w:t>No UI gets built without an approved HTML mockup.</w:t>
+      </w:r>
+      <w:r>
+        <w:rPr>
+          <w:i/>
+        </w:rPr>
+        <w:t xml:space="preserve"> Every page layout, component, state, and the chosen iteration in this standard ships a </w:t>
+      </w:r>
+      <w:r>
+        <w:rPr>
+          <w:b/>
+          <w:i/>
+        </w:rPr>
+        <w:t>self-contained HTML mockup</w:t>
+      </w:r>
+      <w:r>
+        <w:rPr>
+          <w:i/>
+        </w:rPr>
+        <w:t xml:space="preserve"> (in </w:t>
+      </w:r>
+      <w:r>
+        <w:rPr>
+          <w:i/>
+          <w:color w:val="1A4F8A"/>
+          <w:u w:val="single"/>
+        </w:rPr>
+        <w:t>`../mockups/`</w:t>
+      </w:r>
+      <w:r>
+        <w:rPr>
+          <w:i/>
+        </w:rPr>
+        <w:t xml:space="preserve">) that is </w:t>
+      </w:r>
+      <w:r>
+        <w:rPr>
+          <w:b/>
+          <w:i/>
+        </w:rPr>
+        <w:t>rendered and explicitly signed off</w:t>
+      </w:r>
+      <w:r>
+        <w:rPr>
+          <w:i/>
+        </w:rPr>
+        <w:t xml:space="preserve"> before any Online Store 2.0 theme code is written. The full requirement, the </w:t>
+      </w:r>
+      <w:r>
+        <w:rPr>
+          <w:b/>
+          <w:i/>
+        </w:rPr>
+        <w:t>mockup register</w:t>
+      </w:r>
+      <w:r>
+        <w:rPr>
+          <w:i/>
+        </w:rPr>
+        <w:t xml:space="preserve"> (every UI that needs one), and the approval process are in </w:t>
+      </w:r>
+      <w:r>
+        <w:rPr>
+          <w:b/>
+          <w:i/>
+        </w:rPr>
+        <w:t>§9</w:t>
+      </w:r>
+      <w:r>
+        <w:rPr>
+          <w:i/>
+        </w:rPr>
+        <w:t>.</w:t>
       </w:r>
     </w:p>
     <w:p>
@@ -4391,7 +4491,13 @@
         <w:pStyle w:val="ListNumber"/>
       </w:pPr>
       <w:r>
-        <w:t>Produce a high-fidelity prototype of Home + Collection + Configurator + Private listing.</w:t>
+        <w:rPr>
+          <w:b/>
+        </w:rPr>
+        <w:t>Produce an approved HTML mockup for *every* UI</w:t>
+      </w:r>
+      <w:r>
+        <w:t xml:space="preserve"> in the mockup register (§9) — all page layouts, key components, and responsive/empty/loading/error states — not just a few hero pages.</w:t>
       </w:r>
     </w:p>
     <w:p>
@@ -4399,7 +4505,24 @@
         <w:pStyle w:val="ListNumber"/>
       </w:pPr>
       <w:r>
-        <w:t>Accessibility + performance pass against §6 before engineering hand-off.</w:t>
+        <w:t>Accessibility + performance pass against §6 on the mockups.</w:t>
+      </w:r>
+    </w:p>
+    <w:p>
+      <w:pPr>
+        <w:pStyle w:val="ListNumber"/>
+      </w:pPr>
+      <w:r>
+        <w:t xml:space="preserve">Only </w:t>
+      </w:r>
+      <w:r>
+        <w:rPr>
+          <w:b/>
+        </w:rPr>
+        <w:t>approved</w:t>
+      </w:r>
+      <w:r>
+        <w:t xml:space="preserve"> mockups proceed to Online Store 2.0 theme build (the mockup-first gate, §0.1 / §9).</w:t>
       </w:r>
     </w:p>
     <w:p>
@@ -4410,11 +4533,1201 @@
       </w:pPr>
     </w:p>
     <w:p>
+      <w:pPr>
+        <w:pStyle w:val="Heading2"/>
+      </w:pPr>
+      <w:r>
+        <w:t>9. Mockup-first approval gate (mandatory)</w:t>
+      </w:r>
+    </w:p>
+    <w:p>
+      <w:r>
+        <w:rPr>
+          <w:b/>
+        </w:rPr>
+        <w:t>Rule:</w:t>
+      </w:r>
+      <w:r>
+        <w:t xml:space="preserve"> every UI in this standard must have a </w:t>
+      </w:r>
+      <w:r>
+        <w:rPr>
+          <w:b/>
+        </w:rPr>
+        <w:t>self-contained HTML mockup</w:t>
+      </w:r>
+      <w:r>
+        <w:t xml:space="preserve">, rendered for review and </w:t>
+      </w:r>
+      <w:r>
+        <w:rPr>
+          <w:b/>
+        </w:rPr>
+        <w:t>explicitly approved</w:t>
+      </w:r>
+      <w:r>
+        <w:t xml:space="preserve">, </w:t>
+      </w:r>
       <w:r>
         <w:rPr>
           <w:i/>
         </w:rPr>
-        <w:t>End of UI Design Standard (Draft v0.1). Please approve one primary iteration (and any accents) — Decision D2.</w:t>
+        <w:t>before</w:t>
+      </w:r>
+      <w:r>
+        <w:t xml:space="preserve"> it is built in the Online Store 2.0 theme. This covers all page layouts (§4), all shared components (§3), their responsive and empty/loading/error states, and the chosen iteration's full-fidelity pages.</w:t>
+      </w:r>
+    </w:p>
+    <w:p>
+      <w:pPr>
+        <w:pStyle w:val="Heading3"/>
+      </w:pPr>
+      <w:r>
+        <w:t>9.1 What a mockup deliverable is</w:t>
+      </w:r>
+    </w:p>
+    <w:p>
+      <w:pPr>
+        <w:pStyle w:val="ListBullet"/>
+      </w:pPr>
+      <w:r>
+        <w:t xml:space="preserve">A </w:t>
+      </w:r>
+      <w:r>
+        <w:rPr>
+          <w:b/>
+        </w:rPr>
+        <w:t>self-contained HTML/CSS file</w:t>
+      </w:r>
+      <w:r>
+        <w:t xml:space="preserve"> in </w:t>
+      </w:r>
+      <w:r>
+        <w:rPr>
+          <w:color w:val="1A4F8A"/>
+          <w:u w:val="single"/>
+        </w:rPr>
+        <w:t>`../mockups/`</w:t>
+      </w:r>
+      <w:r>
+        <w:t xml:space="preserve"> using the </w:t>
+      </w:r>
+      <w:r>
+        <w:rPr>
+          <w:b/>
+        </w:rPr>
+        <w:t>approved iteration's tokens</w:t>
+      </w:r>
+      <w:r>
+        <w:t xml:space="preserve"> (aliasing </w:t>
+      </w:r>
+      <w:r>
+        <w:rPr>
+          <w:rFonts w:ascii="Consolas" w:hAnsi="Consolas"/>
+          <w:sz w:val="19"/>
+        </w:rPr>
+        <w:t>--mj-*</w:t>
+      </w:r>
+      <w:r>
+        <w:t>, §2 / D12) — openable in any browser, no build step.</w:t>
+      </w:r>
+    </w:p>
+    <w:p>
+      <w:pPr>
+        <w:pStyle w:val="ListBullet"/>
+      </w:pPr>
+      <w:r>
+        <w:rPr>
+          <w:b/>
+        </w:rPr>
+        <w:t>Rendered to PDF/PNG</w:t>
+      </w:r>
+      <w:r>
+        <w:t xml:space="preserve"> for sharing/sign-off via </w:t>
+      </w:r>
+      <w:r>
+        <w:rPr>
+          <w:color w:val="1A4F8A"/>
+          <w:u w:val="single"/>
+        </w:rPr>
+        <w:t>`../tools/render_mockups.mjs`</w:t>
+      </w:r>
+      <w:r>
+        <w:t>.</w:t>
+      </w:r>
+    </w:p>
+    <w:p>
+      <w:pPr>
+        <w:pStyle w:val="ListBullet"/>
+      </w:pPr>
+      <w:r>
+        <w:t xml:space="preserve">Shows </w:t>
+      </w:r>
+      <w:r>
+        <w:rPr>
+          <w:b/>
+        </w:rPr>
+        <w:t>real content + representative states</w:t>
+      </w:r>
+      <w:r>
+        <w:t xml:space="preserve"> (live price, render viewer states, locked vs editable options) — not lorem where data matters.</w:t>
+      </w:r>
+    </w:p>
+    <w:p>
+      <w:pPr>
+        <w:pStyle w:val="ListBullet"/>
+      </w:pPr>
+      <w:r>
+        <w:rPr>
+          <w:b/>
+        </w:rPr>
+        <w:t>Mobile + desktop</w:t>
+      </w:r>
+      <w:r>
+        <w:t xml:space="preserve"> wherever the layout differs.</w:t>
+      </w:r>
+    </w:p>
+    <w:p>
+      <w:pPr>
+        <w:pStyle w:val="Heading3"/>
+      </w:pPr>
+      <w:r>
+        <w:t>9.2 Process (per UI)</w:t>
+      </w:r>
+    </w:p>
+    <w:p>
+      <w:pPr>
+        <w:pStyle w:val="ListNumber"/>
+      </w:pPr>
+      <w:r>
+        <w:rPr>
+          <w:b/>
+        </w:rPr>
+        <w:t>Draft</w:t>
+      </w:r>
+      <w:r>
+        <w:t xml:space="preserve"> the HTML mockup in </w:t>
+      </w:r>
+      <w:r>
+        <w:rPr>
+          <w:rFonts w:ascii="Consolas" w:hAnsi="Consolas"/>
+          <w:sz w:val="19"/>
+        </w:rPr>
+        <w:t>../mockups/</w:t>
+      </w:r>
+      <w:r>
+        <w:t>.</w:t>
+      </w:r>
+    </w:p>
+    <w:p>
+      <w:pPr>
+        <w:pStyle w:val="ListNumber"/>
+      </w:pPr>
+      <w:r>
+        <w:rPr>
+          <w:b/>
+        </w:rPr>
+        <w:t>Render</w:t>
+      </w:r>
+      <w:r>
+        <w:t xml:space="preserve"> it to PDF/PNG.</w:t>
+      </w:r>
+    </w:p>
+    <w:p>
+      <w:pPr>
+        <w:pStyle w:val="ListNumber"/>
+      </w:pPr>
+      <w:r>
+        <w:rPr>
+          <w:b/>
+        </w:rPr>
+        <w:t>Review</w:t>
+      </w:r>
+      <w:r>
+        <w:t xml:space="preserve"> with stakeholders; capture feedback; iterate.</w:t>
+      </w:r>
+    </w:p>
+    <w:p>
+      <w:pPr>
+        <w:pStyle w:val="ListNumber"/>
+      </w:pPr>
+      <w:r>
+        <w:rPr>
+          <w:b/>
+        </w:rPr>
+        <w:t>Approve</w:t>
+      </w:r>
+      <w:r>
+        <w:t xml:space="preserve"> — record sign-off (date + who) in the register below.</w:t>
+      </w:r>
+    </w:p>
+    <w:p>
+      <w:pPr>
+        <w:pStyle w:val="ListNumber"/>
+      </w:pPr>
+      <w:r>
+        <w:rPr>
+          <w:b/>
+        </w:rPr>
+        <w:t>Build</w:t>
+      </w:r>
+      <w:r>
+        <w:t xml:space="preserve"> — only an approved mockup may proceed to theme code.</w:t>
+      </w:r>
+    </w:p>
+    <w:p>
+      <w:r>
+        <w:t xml:space="preserve">A UI </w:t>
+      </w:r>
+      <w:r>
+        <w:rPr>
+          <w:b/>
+        </w:rPr>
+        <w:t>cannot be marked build-ready without an approved mockup.</w:t>
+      </w:r>
+      <w:r>
+        <w:t xml:space="preserve"> This is a gate in Phase 0–1 (Master Plan §11), and the approved mockups are the reference for the §11.1 sandbox demo.</w:t>
+      </w:r>
+    </w:p>
+    <w:p>
+      <w:pPr>
+        <w:pStyle w:val="Heading3"/>
+      </w:pPr>
+      <w:r>
+        <w:t>9.3 Mockup register (every UI that needs a mockup)</w:t>
+      </w:r>
+    </w:p>
+    <w:p>
+      <w:pPr>
+        <w:pStyle w:val="IntenseQuote"/>
+        <w:ind w:left="432"/>
+      </w:pPr>
+      <w:r>
+        <w:rPr>
+          <w:i/>
+        </w:rPr>
+        <w:t xml:space="preserve">Status: ☐ to do · ◐ in review · ✓ approved. The existing </w:t>
+      </w:r>
+      <w:r>
+        <w:rPr>
+          <w:i/>
+          <w:color w:val="1A4F8A"/>
+          <w:u w:val="single"/>
+        </w:rPr>
+        <w:t>`../mockups/index.html`</w:t>
+      </w:r>
+      <w:r>
+        <w:rPr>
+          <w:i/>
+        </w:rPr>
+        <w:t xml:space="preserve"> covers the </w:t>
+      </w:r>
+      <w:r>
+        <w:rPr>
+          <w:b/>
+          <w:i/>
+        </w:rPr>
+        <w:t>10-iteration selection</w:t>
+      </w:r>
+      <w:r>
+        <w:rPr>
+          <w:i/>
+        </w:rPr>
+        <w:t xml:space="preserve"> (✓ produced); the per-UI mockups below are produced in the </w:t>
+      </w:r>
+      <w:r>
+        <w:rPr>
+          <w:b/>
+          <w:i/>
+        </w:rPr>
+        <w:t>approved</w:t>
+      </w:r>
+      <w:r>
+        <w:rPr>
+          <w:i/>
+        </w:rPr>
+        <w:t xml:space="preserve"> iteration once D2 is chosen.</w:t>
+      </w:r>
+    </w:p>
+    <w:p>
+      <w:r>
+        <w:rPr>
+          <w:b/>
+        </w:rPr>
+        <w:t>Pages (§4)</w:t>
+      </w:r>
+    </w:p>
+    <w:tbl>
+      <w:tblPr>
+        <w:tblStyle w:val="LightGrid-Accent1"/>
+        <w:tblW w:type="auto" w:w="0"/>
+        <w:tblLayout w:type="autofit"/>
+        <w:tblLook w:firstColumn="1" w:firstRow="1" w:lastColumn="0" w:lastRow="0" w:noHBand="0" w:noVBand="1" w:val="04A0"/>
+      </w:tblPr>
+      <w:tblGrid>
+        <w:gridCol w:w="3216"/>
+        <w:gridCol w:w="3216"/>
+        <w:gridCol w:w="3216"/>
+      </w:tblGrid>
+      <w:tr>
+        <w:tc>
+          <w:tcPr>
+            <w:tcW w:type="dxa" w:w="3216"/>
+          </w:tcPr>
+          <w:p>
+            <w:r>
+              <w:rPr>
+                <w:b/>
+              </w:rPr>
+              <w:t>UI</w:t>
+            </w:r>
+          </w:p>
+        </w:tc>
+        <w:tc>
+          <w:tcPr>
+            <w:tcW w:type="dxa" w:w="3216"/>
+          </w:tcPr>
+          <w:p>
+            <w:r>
+              <w:rPr>
+                <w:b/>
+              </w:rPr>
+              <w:t>Mockup file</w:t>
+            </w:r>
+          </w:p>
+        </w:tc>
+        <w:tc>
+          <w:tcPr>
+            <w:tcW w:type="dxa" w:w="3216"/>
+          </w:tcPr>
+          <w:p>
+            <w:r>
+              <w:rPr>
+                <w:b/>
+              </w:rPr>
+              <w:t>Status</w:t>
+            </w:r>
+          </w:p>
+        </w:tc>
+      </w:tr>
+      <w:tr>
+        <w:tc>
+          <w:tcPr>
+            <w:tcW w:type="dxa" w:w="3216"/>
+          </w:tcPr>
+          <w:p>
+            <w:r>
+              <w:t>Iteration selection (10 directions)</w:t>
+            </w:r>
+          </w:p>
+        </w:tc>
+        <w:tc>
+          <w:tcPr>
+            <w:tcW w:type="dxa" w:w="3216"/>
+          </w:tcPr>
+          <w:p>
+            <w:r>
+              <w:rPr>
+                <w:rFonts w:ascii="Consolas" w:hAnsi="Consolas"/>
+                <w:sz w:val="19"/>
+              </w:rPr>
+              <w:t>mockups/index.html</w:t>
+            </w:r>
+          </w:p>
+        </w:tc>
+        <w:tc>
+          <w:tcPr>
+            <w:tcW w:type="dxa" w:w="3216"/>
+          </w:tcPr>
+          <w:p>
+            <w:r>
+              <w:t>✓ produced</w:t>
+            </w:r>
+          </w:p>
+        </w:tc>
+      </w:tr>
+      <w:tr>
+        <w:tc>
+          <w:tcPr>
+            <w:tcW w:type="dxa" w:w="3216"/>
+          </w:tcPr>
+          <w:p>
+            <w:r>
+              <w:t>Home</w:t>
+            </w:r>
+          </w:p>
+        </w:tc>
+        <w:tc>
+          <w:tcPr>
+            <w:tcW w:type="dxa" w:w="3216"/>
+          </w:tcPr>
+          <w:p>
+            <w:r>
+              <w:rPr>
+                <w:rFonts w:ascii="Consolas" w:hAnsi="Consolas"/>
+                <w:sz w:val="19"/>
+              </w:rPr>
+              <w:t>mockups/home.html</w:t>
+            </w:r>
+          </w:p>
+        </w:tc>
+        <w:tc>
+          <w:tcPr>
+            <w:tcW w:type="dxa" w:w="3216"/>
+          </w:tcPr>
+          <w:p>
+            <w:r>
+              <w:t>☐</w:t>
+            </w:r>
+          </w:p>
+        </w:tc>
+      </w:tr>
+      <w:tr>
+        <w:tc>
+          <w:tcPr>
+            <w:tcW w:type="dxa" w:w="3216"/>
+          </w:tcPr>
+          <w:p>
+            <w:r>
+              <w:t>Collection / catalog</w:t>
+            </w:r>
+          </w:p>
+        </w:tc>
+        <w:tc>
+          <w:tcPr>
+            <w:tcW w:type="dxa" w:w="3216"/>
+          </w:tcPr>
+          <w:p>
+            <w:r>
+              <w:rPr>
+                <w:rFonts w:ascii="Consolas" w:hAnsi="Consolas"/>
+                <w:sz w:val="19"/>
+              </w:rPr>
+              <w:t>mockups/collection.html</w:t>
+            </w:r>
+          </w:p>
+        </w:tc>
+        <w:tc>
+          <w:tcPr>
+            <w:tcW w:type="dxa" w:w="3216"/>
+          </w:tcPr>
+          <w:p>
+            <w:r>
+              <w:t>☐</w:t>
+            </w:r>
+          </w:p>
+        </w:tc>
+      </w:tr>
+      <w:tr>
+        <w:tc>
+          <w:tcPr>
+            <w:tcW w:type="dxa" w:w="3216"/>
+          </w:tcPr>
+          <w:p>
+            <w:r>
+              <w:t>Product (ready-made) PDP</w:t>
+            </w:r>
+          </w:p>
+        </w:tc>
+        <w:tc>
+          <w:tcPr>
+            <w:tcW w:type="dxa" w:w="3216"/>
+          </w:tcPr>
+          <w:p>
+            <w:r>
+              <w:rPr>
+                <w:rFonts w:ascii="Consolas" w:hAnsi="Consolas"/>
+                <w:sz w:val="19"/>
+              </w:rPr>
+              <w:t>mockups/product.html</w:t>
+            </w:r>
+          </w:p>
+        </w:tc>
+        <w:tc>
+          <w:tcPr>
+            <w:tcW w:type="dxa" w:w="3216"/>
+          </w:tcPr>
+          <w:p>
+            <w:r>
+              <w:t>☐</w:t>
+            </w:r>
+          </w:p>
+        </w:tc>
+      </w:tr>
+      <w:tr>
+        <w:tc>
+          <w:tcPr>
+            <w:tcW w:type="dxa" w:w="3216"/>
+          </w:tcPr>
+          <w:p>
+            <w:r>
+              <w:t>Configurator (Tile / Art Back) + 4K viewer</w:t>
+            </w:r>
+          </w:p>
+        </w:tc>
+        <w:tc>
+          <w:tcPr>
+            <w:tcW w:type="dxa" w:w="3216"/>
+          </w:tcPr>
+          <w:p>
+            <w:r>
+              <w:rPr>
+                <w:rFonts w:ascii="Consolas" w:hAnsi="Consolas"/>
+                <w:sz w:val="19"/>
+              </w:rPr>
+              <w:t>mockups/configurator.html</w:t>
+            </w:r>
+          </w:p>
+        </w:tc>
+        <w:tc>
+          <w:tcPr>
+            <w:tcW w:type="dxa" w:w="3216"/>
+          </w:tcPr>
+          <w:p>
+            <w:r>
+              <w:t>☐</w:t>
+            </w:r>
+          </w:p>
+        </w:tc>
+      </w:tr>
+      <w:tr>
+        <w:tc>
+          <w:tcPr>
+            <w:tcW w:type="dxa" w:w="3216"/>
+          </w:tcPr>
+          <w:p>
+            <w:r>
+              <w:t>Private / hybrid listing</w:t>
+            </w:r>
+          </w:p>
+        </w:tc>
+        <w:tc>
+          <w:tcPr>
+            <w:tcW w:type="dxa" w:w="3216"/>
+          </w:tcPr>
+          <w:p>
+            <w:r>
+              <w:rPr>
+                <w:rFonts w:ascii="Consolas" w:hAnsi="Consolas"/>
+                <w:sz w:val="19"/>
+              </w:rPr>
+              <w:t>mockups/private-listing.html</w:t>
+            </w:r>
+          </w:p>
+        </w:tc>
+        <w:tc>
+          <w:tcPr>
+            <w:tcW w:type="dxa" w:w="3216"/>
+          </w:tcPr>
+          <w:p>
+            <w:r>
+              <w:t>☐</w:t>
+            </w:r>
+          </w:p>
+        </w:tc>
+      </w:tr>
+      <w:tr>
+        <w:tc>
+          <w:tcPr>
+            <w:tcW w:type="dxa" w:w="3216"/>
+          </w:tcPr>
+          <w:p>
+            <w:r>
+              <w:t>Cart</w:t>
+            </w:r>
+          </w:p>
+        </w:tc>
+        <w:tc>
+          <w:tcPr>
+            <w:tcW w:type="dxa" w:w="3216"/>
+          </w:tcPr>
+          <w:p>
+            <w:r>
+              <w:rPr>
+                <w:rFonts w:ascii="Consolas" w:hAnsi="Consolas"/>
+                <w:sz w:val="19"/>
+              </w:rPr>
+              <w:t>mockups/cart.html</w:t>
+            </w:r>
+          </w:p>
+        </w:tc>
+        <w:tc>
+          <w:tcPr>
+            <w:tcW w:type="dxa" w:w="3216"/>
+          </w:tcPr>
+          <w:p>
+            <w:r>
+              <w:t>☐</w:t>
+            </w:r>
+          </w:p>
+        </w:tc>
+      </w:tr>
+      <w:tr>
+        <w:tc>
+          <w:tcPr>
+            <w:tcW w:type="dxa" w:w="3216"/>
+          </w:tcPr>
+          <w:p>
+            <w:r>
+              <w:t>Account + saved configs</w:t>
+            </w:r>
+          </w:p>
+        </w:tc>
+        <w:tc>
+          <w:tcPr>
+            <w:tcW w:type="dxa" w:w="3216"/>
+          </w:tcPr>
+          <w:p>
+            <w:r>
+              <w:rPr>
+                <w:rFonts w:ascii="Consolas" w:hAnsi="Consolas"/>
+                <w:sz w:val="19"/>
+              </w:rPr>
+              <w:t>mockups/account.html</w:t>
+            </w:r>
+          </w:p>
+        </w:tc>
+        <w:tc>
+          <w:tcPr>
+            <w:tcW w:type="dxa" w:w="3216"/>
+          </w:tcPr>
+          <w:p>
+            <w:r>
+              <w:t>☐</w:t>
+            </w:r>
+          </w:p>
+        </w:tc>
+      </w:tr>
+      <w:tr>
+        <w:tc>
+          <w:tcPr>
+            <w:tcW w:type="dxa" w:w="3216"/>
+          </w:tcPr>
+          <w:p>
+            <w:r>
+              <w:t>My quotes</w:t>
+            </w:r>
+          </w:p>
+        </w:tc>
+        <w:tc>
+          <w:tcPr>
+            <w:tcW w:type="dxa" w:w="3216"/>
+          </w:tcPr>
+          <w:p>
+            <w:r>
+              <w:rPr>
+                <w:rFonts w:ascii="Consolas" w:hAnsi="Consolas"/>
+                <w:sz w:val="19"/>
+              </w:rPr>
+              <w:t>mockups/account-quotes.html</w:t>
+            </w:r>
+          </w:p>
+        </w:tc>
+        <w:tc>
+          <w:tcPr>
+            <w:tcW w:type="dxa" w:w="3216"/>
+          </w:tcPr>
+          <w:p>
+            <w:r>
+              <w:t>☐</w:t>
+            </w:r>
+          </w:p>
+        </w:tc>
+      </w:tr>
+      <w:tr>
+        <w:tc>
+          <w:tcPr>
+            <w:tcW w:type="dxa" w:w="3216"/>
+          </w:tcPr>
+          <w:p>
+            <w:r>
+              <w:t>Content (FAQ / made-to-order policy)</w:t>
+            </w:r>
+          </w:p>
+        </w:tc>
+        <w:tc>
+          <w:tcPr>
+            <w:tcW w:type="dxa" w:w="3216"/>
+          </w:tcPr>
+          <w:p>
+            <w:r>
+              <w:rPr>
+                <w:rFonts w:ascii="Consolas" w:hAnsi="Consolas"/>
+                <w:sz w:val="19"/>
+              </w:rPr>
+              <w:t>mockups/content.html</w:t>
+            </w:r>
+          </w:p>
+        </w:tc>
+        <w:tc>
+          <w:tcPr>
+            <w:tcW w:type="dxa" w:w="3216"/>
+          </w:tcPr>
+          <w:p>
+            <w:r>
+              <w:t>☐</w:t>
+            </w:r>
+          </w:p>
+        </w:tc>
+      </w:tr>
+    </w:tbl>
+    <w:p/>
+    <w:p>
+      <w:r>
+        <w:rPr>
+          <w:b/>
+        </w:rPr>
+        <w:t>Components &amp; states (§3)</w:t>
+      </w:r>
+    </w:p>
+    <w:tbl>
+      <w:tblPr>
+        <w:tblStyle w:val="LightGrid-Accent1"/>
+        <w:tblW w:type="auto" w:w="0"/>
+        <w:tblLayout w:type="autofit"/>
+        <w:tblLook w:firstColumn="1" w:firstRow="1" w:lastColumn="0" w:lastRow="0" w:noHBand="0" w:noVBand="1" w:val="04A0"/>
+      </w:tblPr>
+      <w:tblGrid>
+        <w:gridCol w:w="3216"/>
+        <w:gridCol w:w="3216"/>
+        <w:gridCol w:w="3216"/>
+      </w:tblGrid>
+      <w:tr>
+        <w:tc>
+          <w:tcPr>
+            <w:tcW w:type="dxa" w:w="3216"/>
+          </w:tcPr>
+          <w:p>
+            <w:r>
+              <w:rPr>
+                <w:b/>
+              </w:rPr>
+              <w:t>UI</w:t>
+            </w:r>
+          </w:p>
+        </w:tc>
+        <w:tc>
+          <w:tcPr>
+            <w:tcW w:type="dxa" w:w="3216"/>
+          </w:tcPr>
+          <w:p>
+            <w:r>
+              <w:rPr>
+                <w:b/>
+              </w:rPr>
+              <w:t>Mockup file</w:t>
+            </w:r>
+          </w:p>
+        </w:tc>
+        <w:tc>
+          <w:tcPr>
+            <w:tcW w:type="dxa" w:w="3216"/>
+          </w:tcPr>
+          <w:p>
+            <w:r>
+              <w:rPr>
+                <w:b/>
+              </w:rPr>
+              <w:t>Status</w:t>
+            </w:r>
+          </w:p>
+        </w:tc>
+      </w:tr>
+      <w:tr>
+        <w:tc>
+          <w:tcPr>
+            <w:tcW w:type="dxa" w:w="3216"/>
+          </w:tcPr>
+          <w:p>
+            <w:r>
+              <w:t>Header / nav + mega-menu</w:t>
+            </w:r>
+          </w:p>
+        </w:tc>
+        <w:tc>
+          <w:tcPr>
+            <w:tcW w:type="dxa" w:w="3216"/>
+          </w:tcPr>
+          <w:p>
+            <w:r>
+              <w:rPr>
+                <w:rFonts w:ascii="Consolas" w:hAnsi="Consolas"/>
+                <w:sz w:val="19"/>
+              </w:rPr>
+              <w:t>mockups/components/header.html</w:t>
+            </w:r>
+          </w:p>
+        </w:tc>
+        <w:tc>
+          <w:tcPr>
+            <w:tcW w:type="dxa" w:w="3216"/>
+          </w:tcPr>
+          <w:p>
+            <w:r>
+              <w:t>☐</w:t>
+            </w:r>
+          </w:p>
+        </w:tc>
+      </w:tr>
+      <w:tr>
+        <w:tc>
+          <w:tcPr>
+            <w:tcW w:type="dxa" w:w="3216"/>
+          </w:tcPr>
+          <w:p>
+            <w:r>
+              <w:t>Product card</w:t>
+            </w:r>
+          </w:p>
+        </w:tc>
+        <w:tc>
+          <w:tcPr>
+            <w:tcW w:type="dxa" w:w="3216"/>
+          </w:tcPr>
+          <w:p>
+            <w:r>
+              <w:rPr>
+                <w:rFonts w:ascii="Consolas" w:hAnsi="Consolas"/>
+                <w:sz w:val="19"/>
+              </w:rPr>
+              <w:t>mockups/components/product-card.html</w:t>
+            </w:r>
+          </w:p>
+        </w:tc>
+        <w:tc>
+          <w:tcPr>
+            <w:tcW w:type="dxa" w:w="3216"/>
+          </w:tcPr>
+          <w:p>
+            <w:r>
+              <w:t>☐</w:t>
+            </w:r>
+          </w:p>
+        </w:tc>
+      </w:tr>
+      <w:tr>
+        <w:tc>
+          <w:tcPr>
+            <w:tcW w:type="dxa" w:w="3216"/>
+          </w:tcPr>
+          <w:p>
+            <w:r>
+              <w:t>Configurator panel + option controls (swatch / segmented / stepper / asset / locked)</w:t>
+            </w:r>
+          </w:p>
+        </w:tc>
+        <w:tc>
+          <w:tcPr>
+            <w:tcW w:type="dxa" w:w="3216"/>
+          </w:tcPr>
+          <w:p>
+            <w:r>
+              <w:rPr>
+                <w:rFonts w:ascii="Consolas" w:hAnsi="Consolas"/>
+                <w:sz w:val="19"/>
+              </w:rPr>
+              <w:t>mockups/components/configurator-panel.html</w:t>
+            </w:r>
+          </w:p>
+        </w:tc>
+        <w:tc>
+          <w:tcPr>
+            <w:tcW w:type="dxa" w:w="3216"/>
+          </w:tcPr>
+          <w:p>
+            <w:r>
+              <w:t>☐</w:t>
+            </w:r>
+          </w:p>
+        </w:tc>
+      </w:tr>
+      <w:tr>
+        <w:tc>
+          <w:tcPr>
+            <w:tcW w:type="dxa" w:w="3216"/>
+          </w:tcPr>
+          <w:p>
+            <w:r>
+              <w:t>4K render viewer (rendering / ready / AR / fullscreen)</w:t>
+            </w:r>
+          </w:p>
+        </w:tc>
+        <w:tc>
+          <w:tcPr>
+            <w:tcW w:type="dxa" w:w="3216"/>
+          </w:tcPr>
+          <w:p>
+            <w:r>
+              <w:rPr>
+                <w:rFonts w:ascii="Consolas" w:hAnsi="Consolas"/>
+                <w:sz w:val="19"/>
+              </w:rPr>
+              <w:t>mockups/components/render-viewer.html</w:t>
+            </w:r>
+          </w:p>
+        </w:tc>
+        <w:tc>
+          <w:tcPr>
+            <w:tcW w:type="dxa" w:w="3216"/>
+          </w:tcPr>
+          <w:p>
+            <w:r>
+              <w:t>☐</w:t>
+            </w:r>
+          </w:p>
+        </w:tc>
+      </w:tr>
+      <w:tr>
+        <w:tc>
+          <w:tcPr>
+            <w:tcW w:type="dxa" w:w="3216"/>
+          </w:tcPr>
+          <w:p>
+            <w:r>
+              <w:t>Price block + made-to-order microcopy</w:t>
+            </w:r>
+          </w:p>
+        </w:tc>
+        <w:tc>
+          <w:tcPr>
+            <w:tcW w:type="dxa" w:w="3216"/>
+          </w:tcPr>
+          <w:p>
+            <w:r>
+              <w:rPr>
+                <w:rFonts w:ascii="Consolas" w:hAnsi="Consolas"/>
+                <w:sz w:val="19"/>
+              </w:rPr>
+              <w:t>mockups/components/price-block.html</w:t>
+            </w:r>
+          </w:p>
+        </w:tc>
+        <w:tc>
+          <w:tcPr>
+            <w:tcW w:type="dxa" w:w="3216"/>
+          </w:tcPr>
+          <w:p>
+            <w:r>
+              <w:t>☐</w:t>
+            </w:r>
+          </w:p>
+        </w:tc>
+      </w:tr>
+      <w:tr>
+        <w:tc>
+          <w:tcPr>
+            <w:tcW w:type="dxa" w:w="3216"/>
+          </w:tcPr>
+          <w:p>
+            <w:r>
+              <w:t>Quote / Private banner</w:t>
+            </w:r>
+          </w:p>
+        </w:tc>
+        <w:tc>
+          <w:tcPr>
+            <w:tcW w:type="dxa" w:w="3216"/>
+          </w:tcPr>
+          <w:p>
+            <w:r>
+              <w:rPr>
+                <w:rFonts w:ascii="Consolas" w:hAnsi="Consolas"/>
+                <w:sz w:val="19"/>
+              </w:rPr>
+              <w:t>mockups/components/quote-banner.html</w:t>
+            </w:r>
+          </w:p>
+        </w:tc>
+        <w:tc>
+          <w:tcPr>
+            <w:tcW w:type="dxa" w:w="3216"/>
+          </w:tcPr>
+          <w:p>
+            <w:r>
+              <w:t>☐</w:t>
+            </w:r>
+          </w:p>
+        </w:tc>
+      </w:tr>
+      <w:tr>
+        <w:tc>
+          <w:tcPr>
+            <w:tcW w:type="dxa" w:w="3216"/>
+          </w:tcPr>
+          <w:p>
+            <w:r>
+              <w:t>Cart line</w:t>
+            </w:r>
+          </w:p>
+        </w:tc>
+        <w:tc>
+          <w:tcPr>
+            <w:tcW w:type="dxa" w:w="3216"/>
+          </w:tcPr>
+          <w:p>
+            <w:r>
+              <w:rPr>
+                <w:rFonts w:ascii="Consolas" w:hAnsi="Consolas"/>
+                <w:sz w:val="19"/>
+              </w:rPr>
+              <w:t>mockups/components/cart-line.html</w:t>
+            </w:r>
+          </w:p>
+        </w:tc>
+        <w:tc>
+          <w:tcPr>
+            <w:tcW w:type="dxa" w:w="3216"/>
+          </w:tcPr>
+          <w:p>
+            <w:r>
+              <w:t>☐</w:t>
+            </w:r>
+          </w:p>
+        </w:tc>
+      </w:tr>
+      <w:tr>
+        <w:tc>
+          <w:tcPr>
+            <w:tcW w:type="dxa" w:w="3216"/>
+          </w:tcPr>
+          <w:p>
+            <w:r>
+              <w:t>Buttons / forms / inputs</w:t>
+            </w:r>
+          </w:p>
+        </w:tc>
+        <w:tc>
+          <w:tcPr>
+            <w:tcW w:type="dxa" w:w="3216"/>
+          </w:tcPr>
+          <w:p>
+            <w:r>
+              <w:rPr>
+                <w:rFonts w:ascii="Consolas" w:hAnsi="Consolas"/>
+                <w:sz w:val="19"/>
+              </w:rPr>
+              <w:t>mockups/components/forms.html</w:t>
+            </w:r>
+          </w:p>
+        </w:tc>
+        <w:tc>
+          <w:tcPr>
+            <w:tcW w:type="dxa" w:w="3216"/>
+          </w:tcPr>
+          <w:p>
+            <w:r>
+              <w:t>☐</w:t>
+            </w:r>
+          </w:p>
+        </w:tc>
+      </w:tr>
+      <w:tr>
+        <w:tc>
+          <w:tcPr>
+            <w:tcW w:type="dxa" w:w="3216"/>
+          </w:tcPr>
+          <w:p>
+            <w:r>
+              <w:t>Empty / loading / error states</w:t>
+            </w:r>
+          </w:p>
+        </w:tc>
+        <w:tc>
+          <w:tcPr>
+            <w:tcW w:type="dxa" w:w="3216"/>
+          </w:tcPr>
+          <w:p>
+            <w:r>
+              <w:rPr>
+                <w:rFonts w:ascii="Consolas" w:hAnsi="Consolas"/>
+                <w:sz w:val="19"/>
+              </w:rPr>
+              <w:t>mockups/components/states.html</w:t>
+            </w:r>
+          </w:p>
+        </w:tc>
+        <w:tc>
+          <w:tcPr>
+            <w:tcW w:type="dxa" w:w="3216"/>
+          </w:tcPr>
+          <w:p>
+            <w:r>
+              <w:t>☐</w:t>
+            </w:r>
+          </w:p>
+        </w:tc>
+      </w:tr>
+      <w:tr>
+        <w:tc>
+          <w:tcPr>
+            <w:tcW w:type="dxa" w:w="3216"/>
+          </w:tcPr>
+          <w:p>
+            <w:r>
+              <w:t>Toasts / dialogs</w:t>
+            </w:r>
+          </w:p>
+        </w:tc>
+        <w:tc>
+          <w:tcPr>
+            <w:tcW w:type="dxa" w:w="3216"/>
+          </w:tcPr>
+          <w:p>
+            <w:r>
+              <w:rPr>
+                <w:rFonts w:ascii="Consolas" w:hAnsi="Consolas"/>
+                <w:sz w:val="19"/>
+              </w:rPr>
+              <w:t>mockups/components/overlays.html</w:t>
+            </w:r>
+          </w:p>
+        </w:tc>
+        <w:tc>
+          <w:tcPr>
+            <w:tcW w:type="dxa" w:w="3216"/>
+          </w:tcPr>
+          <w:p>
+            <w:r>
+              <w:t>☐</w:t>
+            </w:r>
+          </w:p>
+        </w:tc>
+      </w:tr>
+    </w:tbl>
+    <w:p/>
+    <w:p>
+      <w:r>
+        <w:rPr>
+          <w:b/>
+        </w:rPr>
+        <w:t>Responsive:</w:t>
+      </w:r>
+      <w:r>
+        <w:t xml:space="preserve"> each page mockup includes a </w:t>
+      </w:r>
+      <w:r>
+        <w:rPr>
+          <w:b/>
+        </w:rPr>
+        <w:t>mobile</w:t>
+      </w:r>
+      <w:r>
+        <w:t xml:space="preserve"> view (≤ md) where the layout differs (especially the configurator's stacked viewer + sticky price/CTA bar).</w:t>
+      </w:r>
+    </w:p>
+    <w:p>
+      <w:pPr>
+        <w:pBdr>
+          <w:bottom w:val="single" w:sz="6" w:space="1" w:color="BBBBBB"/>
+        </w:pBdr>
+      </w:pPr>
+    </w:p>
+    <w:p>
+      <w:r>
+        <w:rPr>
+          <w:i/>
+        </w:rPr>
+        <w:t>End of UI Design Standard (Draft v0.2). Please approve one primary iteration (and any accents) — Decision D2 — then the per-UI mockups land per §9.</w:t>
       </w:r>
     </w:p>
     <w:sectPr>

--- a/word/02-UI-Design-Standard.docx
+++ b/word/02-UI-Design-Standard.docx
@@ -4977,7 +4977,7 @@
           </w:tcPr>
           <w:p>
             <w:r>
-              <w:t>☐</w:t>
+              <w:t>◐ in review</w:t>
             </w:r>
           </w:p>
         </w:tc>
@@ -5085,7 +5085,7 @@
           </w:tcPr>
           <w:p>
             <w:r>
-              <w:t>☐</w:t>
+              <w:t>◐ in review</w:t>
             </w:r>
           </w:p>
         </w:tc>

--- a/word/02-UI-Design-Standard.docx
+++ b/word/02-UI-Design-Standard.docx
@@ -1390,6 +1390,142 @@
               <w:rPr>
                 <w:b/>
               </w:rPr>
+              <w:t>Star rating</w:t>
+            </w:r>
+          </w:p>
+        </w:tc>
+        <w:tc>
+          <w:tcPr>
+            <w:tcW w:type="dxa" w:w="4824"/>
+          </w:tcPr>
+          <w:p>
+            <w:r>
+              <w:t>Aggregate + inline stars; half-stars; count; keyboard/AT-operable (input variant for "write a review").</w:t>
+            </w:r>
+          </w:p>
+        </w:tc>
+      </w:tr>
+      <w:tr>
+        <w:tc>
+          <w:tcPr>
+            <w:tcW w:type="dxa" w:w="4824"/>
+          </w:tcPr>
+          <w:p>
+            <w:r>
+              <w:rPr>
+                <w:b/>
+              </w:rPr>
+              <w:t>Review summary</w:t>
+            </w:r>
+          </w:p>
+        </w:tc>
+        <w:tc>
+          <w:tcPr>
+            <w:tcW w:type="dxa" w:w="4824"/>
+          </w:tcPr>
+          <w:p>
+            <w:r>
+              <w:t xml:space="preserve">Average score, star </w:t>
+            </w:r>
+            <w:r>
+              <w:rPr>
+                <w:b/>
+              </w:rPr>
+              <w:t>histogram</w:t>
+            </w:r>
+            <w:r>
+              <w:t xml:space="preserve"> (5→1), total count, "% recommend", photo-gallery strip, sort/filter (with photos, rating, recent).</w:t>
+            </w:r>
+          </w:p>
+        </w:tc>
+      </w:tr>
+      <w:tr>
+        <w:tc>
+          <w:tcPr>
+            <w:tcW w:type="dxa" w:w="4824"/>
+          </w:tcPr>
+          <w:p>
+            <w:r>
+              <w:rPr>
+                <w:b/>
+              </w:rPr>
+              <w:t>Review card</w:t>
+            </w:r>
+          </w:p>
+        </w:tc>
+        <w:tc>
+          <w:tcPr>
+            <w:tcW w:type="dxa" w:w="4824"/>
+          </w:tcPr>
+          <w:p>
+            <w:r>
+              <w:t xml:space="preserve">Reviewer name + </w:t>
+            </w:r>
+            <w:r>
+              <w:rPr>
+                <w:b/>
+              </w:rPr>
+              <w:t>verified-buyer</w:t>
+            </w:r>
+            <w:r>
+              <w:t xml:space="preserve"> badge, date, rating, body, </w:t>
+            </w:r>
+            <w:r>
+              <w:rPr>
+                <w:b/>
+              </w:rPr>
+              <w:t>customer photos</w:t>
+            </w:r>
+            <w:r>
+              <w:t xml:space="preserve">, helpful votes, and optional </w:t>
+            </w:r>
+            <w:r>
+              <w:rPr>
+                <w:b/>
+              </w:rPr>
+              <w:t>brand response</w:t>
+            </w:r>
+            <w:r>
+              <w:t>.</w:t>
+            </w:r>
+          </w:p>
+        </w:tc>
+      </w:tr>
+      <w:tr>
+        <w:tc>
+          <w:tcPr>
+            <w:tcW w:type="dxa" w:w="4824"/>
+          </w:tcPr>
+          <w:p>
+            <w:r>
+              <w:rPr>
+                <w:b/>
+              </w:rPr>
+              <w:t>Write-a-review form/modal</w:t>
+            </w:r>
+          </w:p>
+        </w:tc>
+        <w:tc>
+          <w:tcPr>
+            <w:tcW w:type="dxa" w:w="4824"/>
+          </w:tcPr>
+          <w:p>
+            <w:r>
+              <w:t>Star input, title/body, photo upload, consent; verified-buyer gated from order history; submitting / success / moderation-pending states.</w:t>
+            </w:r>
+          </w:p>
+        </w:tc>
+      </w:tr>
+      <w:tr>
+        <w:tc>
+          <w:tcPr>
+            <w:tcW w:type="dxa" w:w="4824"/>
+          </w:tcPr>
+          <w:p>
+            <w:r>
+              <w:rPr>
+                <w:b/>
+              </w:rPr>
               <w:t>Buttons</w:t>
             </w:r>
           </w:p>
@@ -1545,7 +1681,16 @@
     </w:p>
     <w:p>
       <w:r>
-        <w:t>Filter rail (style, room, size, wood, finish, price) + sortable responsive grid + quick-view; "Configure" badge on configurable items.</w:t>
+        <w:t xml:space="preserve">Filter rail (style, room, size, wood, finish, price) + sortable responsive grid + quick-view; "Configure" badge on configurable items; </w:t>
+      </w:r>
+      <w:r>
+        <w:rPr>
+          <w:b/>
+        </w:rPr>
+        <w:t>star-rating badge</w:t>
+      </w:r>
+      <w:r>
+        <w:t xml:space="preserve"> on cards.</w:t>
       </w:r>
     </w:p>
     <w:p>
@@ -1558,7 +1703,16 @@
     </w:p>
     <w:p>
       <w:r>
-        <w:t>Gallery left / details right; variant picker; add-to-cart; specs; care; related.</w:t>
+        <w:t xml:space="preserve">Gallery left / details right; variant picker; add-to-cart; specs; care; related. </w:t>
+      </w:r>
+      <w:r>
+        <w:rPr>
+          <w:b/>
+        </w:rPr>
+        <w:t>Reviews section</w:t>
+      </w:r>
+      <w:r>
+        <w:t xml:space="preserve"> (family-level): review summary + histogram + photo gallery + sortable/filterable review cards, with a verified-buyer "write a review" entry. The configurator and private/hybrid pages link to the same family-level reviews.</w:t>
       </w:r>
     </w:p>
     <w:p>
@@ -1980,7 +2134,16 @@
         <w:t>Screen readers</w:t>
       </w:r>
       <w:r>
-        <w:t>: option groups labelled; live region announces price/render changes; render viewer has text/spec fallback.</w:t>
+        <w:t xml:space="preserve">: option groups labelled; live region announces price/render changes; render viewer has text/spec fallback. </w:t>
+      </w:r>
+      <w:r>
+        <w:rPr>
+          <w:b/>
+        </w:rPr>
+        <w:t>Star ratings</w:t>
+      </w:r>
+      <w:r>
+        <w:t xml:space="preserve"> expose an accessible name (e.g., "4.8 out of 5, 126 reviews); the review-input stars are keyboard-operable radios.</w:t>
       </w:r>
     </w:p>
     <w:p>
@@ -5025,7 +5188,7 @@
           </w:tcPr>
           <w:p>
             <w:r>
-              <w:t>Product (ready-made) PDP</w:t>
+              <w:t>Product (ready-made) PDP — incl. reviews section</w:t>
             </w:r>
           </w:p>
         </w:tc>
@@ -5693,6 +5856,78 @@
           </w:p>
         </w:tc>
       </w:tr>
+      <w:tr>
+        <w:tc>
+          <w:tcPr>
+            <w:tcW w:type="dxa" w:w="3216"/>
+          </w:tcPr>
+          <w:p>
+            <w:r>
+              <w:t>Reviews section (summary + histogram + photo gallery + cards)</w:t>
+            </w:r>
+          </w:p>
+        </w:tc>
+        <w:tc>
+          <w:tcPr>
+            <w:tcW w:type="dxa" w:w="3216"/>
+          </w:tcPr>
+          <w:p>
+            <w:r>
+              <w:rPr>
+                <w:rFonts w:ascii="Consolas" w:hAnsi="Consolas"/>
+                <w:sz w:val="19"/>
+              </w:rPr>
+              <w:t>mockups/components/reviews.html</w:t>
+            </w:r>
+          </w:p>
+        </w:tc>
+        <w:tc>
+          <w:tcPr>
+            <w:tcW w:type="dxa" w:w="3216"/>
+          </w:tcPr>
+          <w:p>
+            <w:r>
+              <w:t>☐</w:t>
+            </w:r>
+          </w:p>
+        </w:tc>
+      </w:tr>
+      <w:tr>
+        <w:tc>
+          <w:tcPr>
+            <w:tcW w:type="dxa" w:w="3216"/>
+          </w:tcPr>
+          <w:p>
+            <w:r>
+              <w:t>Write-a-review (verified-buyer modal/page + states)</w:t>
+            </w:r>
+          </w:p>
+        </w:tc>
+        <w:tc>
+          <w:tcPr>
+            <w:tcW w:type="dxa" w:w="3216"/>
+          </w:tcPr>
+          <w:p>
+            <w:r>
+              <w:rPr>
+                <w:rFonts w:ascii="Consolas" w:hAnsi="Consolas"/>
+                <w:sz w:val="19"/>
+              </w:rPr>
+              <w:t>mockups/components/write-review.html</w:t>
+            </w:r>
+          </w:p>
+        </w:tc>
+        <w:tc>
+          <w:tcPr>
+            <w:tcW w:type="dxa" w:w="3216"/>
+          </w:tcPr>
+          <w:p>
+            <w:r>
+              <w:t>☐</w:t>
+            </w:r>
+          </w:p>
+        </w:tc>
+      </w:tr>
     </w:tbl>
     <w:p/>
     <w:p>

--- a/word/02-UI-Design-Standard.docx
+++ b/word/02-UI-Design-Standard.docx
@@ -91,16 +91,16 @@
         <w:t>Status:</w:t>
       </w:r>
       <w:r>
-        <w:t xml:space="preserve"> 🟡 Draft — awaiting approval of </w:t>
+        <w:t xml:space="preserve"> 🟢 Primary iteration </w:t>
       </w:r>
       <w:r>
         <w:rPr>
           <w:b/>
         </w:rPr>
-        <w:t>one primary iteration</w:t>
-      </w:r>
-      <w:r>
-        <w:t xml:space="preserve"> (Decision D2).</w:t>
+        <w:t>chosen: Variant 5 — Scandi Light</w:t>
+      </w:r>
+      <w:r>
+        <w:t xml:space="preserve"> (Decision D2). Per-UI mockups now build in this direction (§9 register).</w:t>
       </w:r>
     </w:p>
     <w:p>

--- a/word/02-UI-Design-Standard.docx
+++ b/word/02-UI-Design-Standard.docx
@@ -5140,7 +5140,7 @@
           </w:tcPr>
           <w:p>
             <w:r>
-              <w:t>◐ in review</w:t>
+              <w:t>✓ approved</w:t>
             </w:r>
           </w:p>
         </w:tc>
@@ -5176,7 +5176,7 @@
           </w:tcPr>
           <w:p>
             <w:r>
-              <w:t>☐</w:t>
+              <w:t>◐ in review</w:t>
             </w:r>
           </w:p>
         </w:tc>
@@ -5212,7 +5212,7 @@
           </w:tcPr>
           <w:p>
             <w:r>
-              <w:t>☐</w:t>
+              <w:t>◐ in review</w:t>
             </w:r>
           </w:p>
         </w:tc>
@@ -5224,7 +5224,7 @@
           </w:tcPr>
           <w:p>
             <w:r>
-              <w:t>Configurator (Tile / Art Back) + 4K viewer</w:t>
+              <w:t>Configurator (product-type tabs) + 4K viewer</w:t>
             </w:r>
           </w:p>
         </w:tc>
@@ -5248,7 +5248,7 @@
           </w:tcPr>
           <w:p>
             <w:r>
-              <w:t>◐ in review</w:t>
+              <w:t>✓ approved</w:t>
             </w:r>
           </w:p>
         </w:tc>
@@ -5284,7 +5284,7 @@
           </w:tcPr>
           <w:p>
             <w:r>
-              <w:t>☐</w:t>
+              <w:t>◐ in review</w:t>
             </w:r>
           </w:p>
         </w:tc>
@@ -5320,7 +5320,7 @@
           </w:tcPr>
           <w:p>
             <w:r>
-              <w:t>☐</w:t>
+              <w:t>◐ in review</w:t>
             </w:r>
           </w:p>
         </w:tc>

--- a/word/02-UI-Design-Standard.docx
+++ b/word/02-UI-Design-Standard.docx
@@ -5176,7 +5176,7 @@
           </w:tcPr>
           <w:p>
             <w:r>
-              <w:t>◐ in review</w:t>
+              <w:t>✓ approved</w:t>
             </w:r>
           </w:p>
         </w:tc>
@@ -5212,7 +5212,7 @@
           </w:tcPr>
           <w:p>
             <w:r>
-              <w:t>◐ in review</w:t>
+              <w:t>✓ approved</w:t>
             </w:r>
           </w:p>
         </w:tc>
@@ -5284,7 +5284,7 @@
           </w:tcPr>
           <w:p>
             <w:r>
-              <w:t>◐ in review</w:t>
+              <w:t>✓ approved</w:t>
             </w:r>
           </w:p>
         </w:tc>
@@ -5320,7 +5320,7 @@
           </w:tcPr>
           <w:p>
             <w:r>
-              <w:t>◐ in review</w:t>
+              <w:t>✓ approved</w:t>
             </w:r>
           </w:p>
         </w:tc>
@@ -5356,7 +5356,7 @@
           </w:tcPr>
           <w:p>
             <w:r>
-              <w:t>☐</w:t>
+              <w:t>◐ in review</w:t>
             </w:r>
           </w:p>
         </w:tc>
@@ -5392,7 +5392,7 @@
           </w:tcPr>
           <w:p>
             <w:r>
-              <w:t>☐</w:t>
+              <w:t>◐ in review</w:t>
             </w:r>
           </w:p>
         </w:tc>
@@ -5428,7 +5428,7 @@
           </w:tcPr>
           <w:p>
             <w:r>
-              <w:t>☐</w:t>
+              <w:t>◐ in review</w:t>
             </w:r>
           </w:p>
         </w:tc>
@@ -5517,7 +5517,7 @@
                 <w:rFonts w:ascii="Consolas" w:hAnsi="Consolas"/>
                 <w:sz w:val="19"/>
               </w:rPr>
-              <w:t>mockups/components/header.html</w:t>
+              <w:t>mockups/components.html</w:t>
             </w:r>
           </w:p>
         </w:tc>
@@ -5527,7 +5527,7 @@
           </w:tcPr>
           <w:p>
             <w:r>
-              <w:t>☐</w:t>
+              <w:t>◐ in review</w:t>
             </w:r>
           </w:p>
         </w:tc>
@@ -5553,7 +5553,7 @@
                 <w:rFonts w:ascii="Consolas" w:hAnsi="Consolas"/>
                 <w:sz w:val="19"/>
               </w:rPr>
-              <w:t>mockups/components/product-card.html</w:t>
+              <w:t>mockups/components.html</w:t>
             </w:r>
           </w:p>
         </w:tc>
@@ -5563,7 +5563,7 @@
           </w:tcPr>
           <w:p>
             <w:r>
-              <w:t>☐</w:t>
+              <w:t>◐ in review</w:t>
             </w:r>
           </w:p>
         </w:tc>
@@ -5589,7 +5589,7 @@
                 <w:rFonts w:ascii="Consolas" w:hAnsi="Consolas"/>
                 <w:sz w:val="19"/>
               </w:rPr>
-              <w:t>mockups/components/configurator-panel.html</w:t>
+              <w:t>mockups/components.html</w:t>
             </w:r>
           </w:p>
         </w:tc>
@@ -5599,7 +5599,7 @@
           </w:tcPr>
           <w:p>
             <w:r>
-              <w:t>☐</w:t>
+              <w:t>◐ in review</w:t>
             </w:r>
           </w:p>
         </w:tc>
@@ -5625,7 +5625,7 @@
                 <w:rFonts w:ascii="Consolas" w:hAnsi="Consolas"/>
                 <w:sz w:val="19"/>
               </w:rPr>
-              <w:t>mockups/components/render-viewer.html</w:t>
+              <w:t>mockups/components.html</w:t>
             </w:r>
           </w:p>
         </w:tc>
@@ -5635,7 +5635,7 @@
           </w:tcPr>
           <w:p>
             <w:r>
-              <w:t>☐</w:t>
+              <w:t>◐ in review</w:t>
             </w:r>
           </w:p>
         </w:tc>
@@ -5661,7 +5661,7 @@
                 <w:rFonts w:ascii="Consolas" w:hAnsi="Consolas"/>
                 <w:sz w:val="19"/>
               </w:rPr>
-              <w:t>mockups/components/price-block.html</w:t>
+              <w:t>mockups/components.html</w:t>
             </w:r>
           </w:p>
         </w:tc>
@@ -5671,7 +5671,7 @@
           </w:tcPr>
           <w:p>
             <w:r>
-              <w:t>☐</w:t>
+              <w:t>◐ in review</w:t>
             </w:r>
           </w:p>
         </w:tc>
@@ -5697,7 +5697,7 @@
                 <w:rFonts w:ascii="Consolas" w:hAnsi="Consolas"/>
                 <w:sz w:val="19"/>
               </w:rPr>
-              <w:t>mockups/components/quote-banner.html</w:t>
+              <w:t>mockups/components.html</w:t>
             </w:r>
           </w:p>
         </w:tc>
@@ -5707,7 +5707,7 @@
           </w:tcPr>
           <w:p>
             <w:r>
-              <w:t>☐</w:t>
+              <w:t>◐ in review</w:t>
             </w:r>
           </w:p>
         </w:tc>
@@ -5733,7 +5733,7 @@
                 <w:rFonts w:ascii="Consolas" w:hAnsi="Consolas"/>
                 <w:sz w:val="19"/>
               </w:rPr>
-              <w:t>mockups/components/cart-line.html</w:t>
+              <w:t>mockups/components.html</w:t>
             </w:r>
           </w:p>
         </w:tc>
@@ -5743,7 +5743,7 @@
           </w:tcPr>
           <w:p>
             <w:r>
-              <w:t>☐</w:t>
+              <w:t>◐ in review</w:t>
             </w:r>
           </w:p>
         </w:tc>
@@ -5769,7 +5769,7 @@
                 <w:rFonts w:ascii="Consolas" w:hAnsi="Consolas"/>
                 <w:sz w:val="19"/>
               </w:rPr>
-              <w:t>mockups/components/forms.html</w:t>
+              <w:t>mockups/components.html</w:t>
             </w:r>
           </w:p>
         </w:tc>
@@ -5779,7 +5779,7 @@
           </w:tcPr>
           <w:p>
             <w:r>
-              <w:t>☐</w:t>
+              <w:t>◐ in review</w:t>
             </w:r>
           </w:p>
         </w:tc>
@@ -5805,7 +5805,7 @@
                 <w:rFonts w:ascii="Consolas" w:hAnsi="Consolas"/>
                 <w:sz w:val="19"/>
               </w:rPr>
-              <w:t>mockups/components/states.html</w:t>
+              <w:t>mockups/components.html</w:t>
             </w:r>
           </w:p>
         </w:tc>
@@ -5815,7 +5815,7 @@
           </w:tcPr>
           <w:p>
             <w:r>
-              <w:t>☐</w:t>
+              <w:t>◐ in review</w:t>
             </w:r>
           </w:p>
         </w:tc>
@@ -5841,7 +5841,7 @@
                 <w:rFonts w:ascii="Consolas" w:hAnsi="Consolas"/>
                 <w:sz w:val="19"/>
               </w:rPr>
-              <w:t>mockups/components/overlays.html</w:t>
+              <w:t>mockups/components.html</w:t>
             </w:r>
           </w:p>
         </w:tc>
@@ -5851,7 +5851,7 @@
           </w:tcPr>
           <w:p>
             <w:r>
-              <w:t>☐</w:t>
+              <w:t>◐ in review</w:t>
             </w:r>
           </w:p>
         </w:tc>
@@ -5877,7 +5877,7 @@
                 <w:rFonts w:ascii="Consolas" w:hAnsi="Consolas"/>
                 <w:sz w:val="19"/>
               </w:rPr>
-              <w:t>mockups/components/reviews.html</w:t>
+              <w:t>mockups/components.html</w:t>
             </w:r>
           </w:p>
         </w:tc>
@@ -5887,7 +5887,7 @@
           </w:tcPr>
           <w:p>
             <w:r>
-              <w:t>☐</w:t>
+              <w:t>◐ in review</w:t>
             </w:r>
           </w:p>
         </w:tc>
@@ -5913,7 +5913,7 @@
                 <w:rFonts w:ascii="Consolas" w:hAnsi="Consolas"/>
                 <w:sz w:val="19"/>
               </w:rPr>
-              <w:t>mockups/components/write-review.html</w:t>
+              <w:t>mockups/components.html</w:t>
             </w:r>
           </w:p>
         </w:tc>
@@ -5923,7 +5923,7 @@
           </w:tcPr>
           <w:p>
             <w:r>
-              <w:t>☐</w:t>
+              <w:t>◐ in review</w:t>
             </w:r>
           </w:p>
         </w:tc>

--- a/word/02-UI-Design-Standard.docx
+++ b/word/02-UI-Design-Standard.docx
@@ -282,33 +282,33 @@
         <w:rPr>
           <w:i/>
         </w:rPr>
-        <w:t xml:space="preserve"> accent (dark "Studio" for color accuracy). For one-brand consistency, the store should </w:t>
+        <w:t xml:space="preserve"> accent (dark "Studio" for color accuracy). The store keeps the same </w:t>
       </w:r>
       <w:r>
         <w:rPr>
           <w:b/>
           <w:i/>
         </w:rPr>
-        <w:t>consume the same `--mj-*` token set</w:t>
+        <w:t>`--mj-*` token structure + neutrals</w:t>
       </w:r>
       <w:r>
         <w:rPr>
           <w:i/>
         </w:rPr>
-        <w:t xml:space="preserve"> (Decision </w:t>
+        <w:t xml:space="preserve">, but </w:t>
       </w:r>
       <w:r>
         <w:rPr>
           <w:b/>
           <w:i/>
         </w:rPr>
-        <w:t>D12</w:t>
+        <w:t>Decision (D12): the storefront uses its own brand accent — Scandi sage/slate `#5b6b73` — *not* the CRM indigo</w:t>
       </w:r>
       <w:r>
         <w:rPr>
           <w:i/>
         </w:rPr>
-        <w:t xml:space="preserve">). The token roles below map 1:1 onto </w:t>
+        <w:t xml:space="preserve"> (compared side-by-side: </w:t>
       </w:r>
       <w:r>
         <w:rPr>
@@ -316,13 +316,13 @@
           <w:i/>
           <w:sz w:val="19"/>
         </w:rPr>
-        <w:t>--mj-*</w:t>
+        <w:t>../assets/MEJA-accent-comparison.pdf</w:t>
       </w:r>
       <w:r>
         <w:rPr>
           <w:i/>
         </w:rPr>
-        <w:t>; the 10 iterations remain useful exploration, with the warm/atelier directions (#1/#2/#3) the closest fit to Indigo Atelier.</w:t>
+        <w:t>). Layout, type roles, and neutrals stay shared; only the accent value differs.</w:t>
       </w:r>
     </w:p>
     <w:p>

--- a/word/02-UI-Design-Standard.docx
+++ b/word/02-UI-Design-Standard.docx
@@ -5356,7 +5356,7 @@
           </w:tcPr>
           <w:p>
             <w:r>
-              <w:t>◐ in review</w:t>
+              <w:t>✓ approved</w:t>
             </w:r>
           </w:p>
         </w:tc>
@@ -5392,7 +5392,7 @@
           </w:tcPr>
           <w:p>
             <w:r>
-              <w:t>◐ in review</w:t>
+              <w:t>✓ approved</w:t>
             </w:r>
           </w:p>
         </w:tc>
@@ -5428,7 +5428,7 @@
           </w:tcPr>
           <w:p>
             <w:r>
-              <w:t>◐ in review</w:t>
+              <w:t>✓ approved</w:t>
             </w:r>
           </w:p>
         </w:tc>
@@ -5527,7 +5527,7 @@
           </w:tcPr>
           <w:p>
             <w:r>
-              <w:t>◐ in review</w:t>
+              <w:t>✓ approved</w:t>
             </w:r>
           </w:p>
         </w:tc>
@@ -5563,7 +5563,7 @@
           </w:tcPr>
           <w:p>
             <w:r>
-              <w:t>◐ in review</w:t>
+              <w:t>✓ approved</w:t>
             </w:r>
           </w:p>
         </w:tc>
@@ -5599,7 +5599,7 @@
           </w:tcPr>
           <w:p>
             <w:r>
-              <w:t>◐ in review</w:t>
+              <w:t>✓ approved</w:t>
             </w:r>
           </w:p>
         </w:tc>
@@ -5635,7 +5635,7 @@
           </w:tcPr>
           <w:p>
             <w:r>
-              <w:t>◐ in review</w:t>
+              <w:t>✓ approved</w:t>
             </w:r>
           </w:p>
         </w:tc>
@@ -5671,7 +5671,7 @@
           </w:tcPr>
           <w:p>
             <w:r>
-              <w:t>◐ in review</w:t>
+              <w:t>✓ approved</w:t>
             </w:r>
           </w:p>
         </w:tc>
@@ -5707,7 +5707,7 @@
           </w:tcPr>
           <w:p>
             <w:r>
-              <w:t>◐ in review</w:t>
+              <w:t>✓ approved</w:t>
             </w:r>
           </w:p>
         </w:tc>
@@ -5743,7 +5743,7 @@
           </w:tcPr>
           <w:p>
             <w:r>
-              <w:t>◐ in review</w:t>
+              <w:t>✓ approved</w:t>
             </w:r>
           </w:p>
         </w:tc>
@@ -5779,7 +5779,7 @@
           </w:tcPr>
           <w:p>
             <w:r>
-              <w:t>◐ in review</w:t>
+              <w:t>✓ approved</w:t>
             </w:r>
           </w:p>
         </w:tc>
@@ -5815,7 +5815,7 @@
           </w:tcPr>
           <w:p>
             <w:r>
-              <w:t>◐ in review</w:t>
+              <w:t>✓ approved</w:t>
             </w:r>
           </w:p>
         </w:tc>
@@ -5851,7 +5851,7 @@
           </w:tcPr>
           <w:p>
             <w:r>
-              <w:t>◐ in review</w:t>
+              <w:t>✓ approved</w:t>
             </w:r>
           </w:p>
         </w:tc>
@@ -5887,7 +5887,7 @@
           </w:tcPr>
           <w:p>
             <w:r>
-              <w:t>◐ in review</w:t>
+              <w:t>✓ approved</w:t>
             </w:r>
           </w:p>
         </w:tc>
@@ -5923,7 +5923,7 @@
           </w:tcPr>
           <w:p>
             <w:r>
-              <w:t>◐ in review</w:t>
+              <w:t>✓ approved</w:t>
             </w:r>
           </w:p>
         </w:tc>
